--- a/public/templates/contrato/contrato-outmat.docx
+++ b/public/templates/contrato/contrato-outmat.docx
@@ -130,8 +130,6 @@
           <w:color w:val="3C77FF"/>
           <w:sz w:val="21"/>
           <w:szCs w:val="21"/>
-          <w:highlight w:val="yellow"/>
-          <w:highlightCs w:val="yellow"/>
         </w:rPr>
         <w:t xml:space="preserve">{clienteNome}</w:t>
       </w:r>
@@ -149,8 +147,6 @@
           <w:color w:val="3C77FF"/>
           <w:sz w:val="21"/>
           <w:szCs w:val="21"/>
-          <w:highlight w:val="yellow"/>
-          <w:highlightCs w:val="yellow"/>
         </w:rPr>
         <w:t xml:space="preserve">{clienteDocumento}</w:t>
       </w:r>
@@ -168,8 +164,6 @@
           <w:color w:val="3C77FF"/>
           <w:sz w:val="21"/>
           <w:szCs w:val="21"/>
-          <w:highlight w:val="yellow"/>
-          <w:highlightCs w:val="yellow"/>
         </w:rPr>
         <w:t xml:space="preserve">{clienteEndereco}</w:t>
       </w:r>
@@ -319,8 +313,6 @@
           <w:color w:val="3C77FF"/>
           <w:sz w:val="21"/>
           <w:szCs w:val="21"/>
-          <w:highlight w:val="yellow"/>
-          <w:highlightCs w:val="yellow"/>
         </w:rPr>
         <w:t xml:space="preserve">{propostaNumero}</w:t>
       </w:r>
@@ -395,8 +387,6 @@
           <w:color w:val="3C77FF"/>
           <w:sz w:val="21"/>
           <w:szCs w:val="21"/>
-          <w:highlight w:val="yellow"/>
-          <w:highlightCs w:val="yellow"/>
         </w:rPr>
         <w:t xml:space="preserve">{valorTotal}</w:t>
       </w:r>
@@ -414,8 +404,6 @@
           <w:color w:val="3C77FF"/>
           <w:sz w:val="21"/>
           <w:szCs w:val="21"/>
-          <w:highlight w:val="yellow"/>
-          <w:highlightCs w:val="yellow"/>
         </w:rPr>
         <w:t xml:space="preserve">{valorTotalExtenso}</w:t>
       </w:r>
@@ -447,12 +435,8 @@
       </w:pPr>
       <w:r>
         <w:rPr>
-          <w:i/>
-          <w:iCs/>
-          <w:sz w:val="21"/>
-          <w:szCs w:val="21"/>
-          <w:highlight w:val="yellow"/>
-          <w:highlightCs w:val="yellow"/>
+          <w:sz w:val="21"/>
+          <w:szCs w:val="21"/>
         </w:rPr>
         <w:t xml:space="preserve">{formaPagamento}</w:t>
       </w:r>
@@ -1156,8 +1140,6 @@
           <w:color w:val="3C77FF"/>
           <w:sz w:val="21"/>
           <w:szCs w:val="21"/>
-          <w:highlight w:val="yellow"/>
-          <w:highlightCs w:val="yellow"/>
         </w:rPr>
         <w:t xml:space="preserve">{data}</w:t>
       </w:r>
@@ -1322,17 +1304,112 @@
           <w:color w:val="3C77FF"/>
           <w:sz w:val="21"/>
           <w:szCs w:val="21"/>
+        </w:rPr>
+        <w:t xml:space="preserve">{empresaNome}</w:t>
+      </w:r>
+      <w:r>
+        <w:rPr>
+          <w:sz w:val="21"/>
+          <w:szCs w:val="21"/>
+        </w:rPr>
+        <w:t xml:space="preserve"> (CONTRATADA) e </w:t>
+      </w:r>
+      <w:r>
+        <w:rPr>
+          <w:b/>
+          <w:bCs/>
+          <w:color w:val="3C77FF"/>
+          <w:sz w:val="21"/>
+          <w:szCs w:val="21"/>
+        </w:rPr>
+        <w:t xml:space="preserve">{clienteNome}</w:t>
+      </w:r>
+      <w:r>
+        <w:rPr>
+          <w:sz w:val="21"/>
+          <w:szCs w:val="21"/>
+        </w:rPr>
+        <w:t xml:space="preserve"> (CONTRATANTE), Proposta Comercial nº </w:t>
+      </w:r>
+      <w:r>
+        <w:rPr>
+          <w:b/>
+          <w:bCs/>
+          <w:color w:val="3C77FF"/>
+          <w:sz w:val="21"/>
+          <w:szCs w:val="21"/>
+        </w:rPr>
+        <w:t xml:space="preserve">{propostaNumero}</w:t>
+      </w:r>
+      <w:r>
+        <w:rPr>
+          <w:sz w:val="21"/>
+          <w:szCs w:val="21"/>
+        </w:rPr>
+        <w:t xml:space="preserve">.</w:t>
+      </w:r>
+    </w:p>
+    <w:p>
+      <w:pPr>
+        <w:spacing w:after="100" w:line="276"/>
+        <w:jc w:val="both"/>
+      </w:pPr>
+      <w:r>
+        <w:rPr>
+          <w:sz w:val="21"/>
+          <w:szCs w:val="21"/>
+        </w:rPr>
+        <w:t xml:space="preserve">O CONTRATANTE declara que recebeu e vistoriou os sistemas de automação, som e rede WiFi instalados no imóvel, verificando o seu funcionamento, e </w:t>
+      </w:r>
+      <w:r>
+        <w:rPr>
+          <w:b/>
+          <w:bCs/>
+          <w:sz w:val="21"/>
+          <w:szCs w:val="21"/>
+        </w:rPr>
+        <w:t xml:space="preserve">aceita a entrega como concluída</w:t>
+      </w:r>
+      <w:r>
+        <w:rPr>
+          <w:sz w:val="21"/>
+          <w:szCs w:val="21"/>
+        </w:rPr>
+        <w:t xml:space="preserve">, tornando-se exigível a parcela final de R$ </w:t>
+      </w:r>
+      <w:r>
+        <w:rPr>
+          <w:b/>
+          <w:bCs/>
+          <w:color w:val="3C77FF"/>
+          <w:sz w:val="21"/>
+          <w:szCs w:val="21"/>
           <w:highlight w:val="yellow"/>
           <w:highlightCs w:val="yellow"/>
         </w:rPr>
-        <w:t xml:space="preserve">{empresaNome}</w:t>
-      </w:r>
-      <w:r>
-        <w:rPr>
-          <w:sz w:val="21"/>
-          <w:szCs w:val="21"/>
-        </w:rPr>
-        <w:t xml:space="preserve"> (CONTRATADA) e </w:t>
+        <w:t xml:space="preserve">[VALOR]</w:t>
+      </w:r>
+      <w:r>
+        <w:rPr>
+          <w:sz w:val="21"/>
+          <w:szCs w:val="21"/>
+        </w:rPr>
+        <w:t xml:space="preserve">.</w:t>
+      </w:r>
+    </w:p>
+    <w:p>
+      <w:pPr>
+        <w:spacing w:after="100" w:line="276"/>
+        <w:jc w:val="both"/>
+      </w:pPr>
+      <w:r>
+        <w:rPr>
+          <w:b/>
+          <w:bCs/>
+          <w:sz w:val="21"/>
+          <w:szCs w:val="21"/>
+        </w:rPr>
+        <w:t xml:space="preserve">Observações: </w:t>
       </w:r>
       <w:r>
         <w:rPr>
@@ -1344,107 +1421,6 @@
           <w:highlight w:val="yellow"/>
           <w:highlightCs w:val="yellow"/>
         </w:rPr>
-        <w:t xml:space="preserve">{clienteNome}</w:t>
-      </w:r>
-      <w:r>
-        <w:rPr>
-          <w:sz w:val="21"/>
-          <w:szCs w:val="21"/>
-        </w:rPr>
-        <w:t xml:space="preserve"> (CONTRATANTE), Proposta Comercial nº </w:t>
-      </w:r>
-      <w:r>
-        <w:rPr>
-          <w:b/>
-          <w:bCs/>
-          <w:color w:val="3C77FF"/>
-          <w:sz w:val="21"/>
-          <w:szCs w:val="21"/>
-          <w:highlight w:val="yellow"/>
-          <w:highlightCs w:val="yellow"/>
-        </w:rPr>
-        <w:t xml:space="preserve">{propostaNumero}</w:t>
-      </w:r>
-      <w:r>
-        <w:rPr>
-          <w:sz w:val="21"/>
-          <w:szCs w:val="21"/>
-        </w:rPr>
-        <w:t xml:space="preserve">.</w:t>
-      </w:r>
-    </w:p>
-    <w:p>
-      <w:pPr>
-        <w:spacing w:after="100" w:line="276"/>
-        <w:jc w:val="both"/>
-      </w:pPr>
-      <w:r>
-        <w:rPr>
-          <w:sz w:val="21"/>
-          <w:szCs w:val="21"/>
-        </w:rPr>
-        <w:t xml:space="preserve">O CONTRATANTE declara que recebeu e vistoriou os sistemas de automação, som e rede WiFi instalados no imóvel, verificando o seu funcionamento, e </w:t>
-      </w:r>
-      <w:r>
-        <w:rPr>
-          <w:b/>
-          <w:bCs/>
-          <w:sz w:val="21"/>
-          <w:szCs w:val="21"/>
-        </w:rPr>
-        <w:t xml:space="preserve">aceita a entrega como concluída</w:t>
-      </w:r>
-      <w:r>
-        <w:rPr>
-          <w:sz w:val="21"/>
-          <w:szCs w:val="21"/>
-        </w:rPr>
-        <w:t xml:space="preserve">, tornando-se exigível a parcela final de R$ </w:t>
-      </w:r>
-      <w:r>
-        <w:rPr>
-          <w:b/>
-          <w:bCs/>
-          <w:color w:val="3C77FF"/>
-          <w:sz w:val="21"/>
-          <w:szCs w:val="21"/>
-          <w:highlight w:val="yellow"/>
-          <w:highlightCs w:val="yellow"/>
-        </w:rPr>
-        <w:t xml:space="preserve">[VALOR]</w:t>
-      </w:r>
-      <w:r>
-        <w:rPr>
-          <w:sz w:val="21"/>
-          <w:szCs w:val="21"/>
-        </w:rPr>
-        <w:t xml:space="preserve">.</w:t>
-      </w:r>
-    </w:p>
-    <w:p>
-      <w:pPr>
-        <w:spacing w:after="100" w:line="276"/>
-        <w:jc w:val="both"/>
-      </w:pPr>
-      <w:r>
-        <w:rPr>
-          <w:b/>
-          <w:bCs/>
-          <w:sz w:val="21"/>
-          <w:szCs w:val="21"/>
-        </w:rPr>
-        <w:t xml:space="preserve">Observações: </w:t>
-      </w:r>
-      <w:r>
-        <w:rPr>
-          <w:b/>
-          <w:bCs/>
-          <w:color w:val="3C77FF"/>
-          <w:sz w:val="21"/>
-          <w:szCs w:val="21"/>
-          <w:highlight w:val="yellow"/>
-          <w:highlightCs w:val="yellow"/>
-        </w:rPr>
         <w:t xml:space="preserve">[se houver]</w:t>
       </w:r>
     </w:p>
@@ -1467,8 +1443,6 @@
           <w:color w:val="3C77FF"/>
           <w:sz w:val="21"/>
           <w:szCs w:val="21"/>
-          <w:highlight w:val="yellow"/>
-          <w:highlightCs w:val="yellow"/>
         </w:rPr>
         <w:t xml:space="preserve">{data}</w:t>
       </w:r>

--- a/public/templates/contrato/contrato-outmat.docx
+++ b/public/templates/contrato/contrato-outmat.docx
@@ -492,26 +492,21 @@
           <w:sz w:val="21"/>
           <w:szCs w:val="21"/>
         </w:rPr>
-        <w:t xml:space="preserve">3.1. Os serviços terão início em até </w:t>
-      </w:r>
-      <w:r>
-        <w:rPr>
-          <w:b/>
-          <w:bCs/>
-          <w:color w:val="3C77FF"/>
-          <w:sz w:val="21"/>
-          <w:szCs w:val="21"/>
-          <w:highlight w:val="yellow"/>
-          <w:highlightCs w:val="yellow"/>
-        </w:rPr>
-        <w:t xml:space="preserve">[Nº]</w:t>
-      </w:r>
-      <w:r>
-        <w:rPr>
-          <w:sz w:val="21"/>
-          <w:szCs w:val="21"/>
-        </w:rPr>
-        <w:t xml:space="preserve"> dias úteis após a confirmação do pagamento da entrada e a disponibilização do local em condições de execução, e serão concluídos no prazo estimado de </w:t>
+        <w:t xml:space="preserve">3.1. O início dos serviços não depende de data previamente fixada. Os serviços terão início em até </w:t>
+      </w:r>
+      <w:r>
+        <w:rPr>
+          <w:sz w:val="21"/>
+          <w:szCs w:val="21"/>
+        </w:rPr>
+        <w:t xml:space="preserve">10 (dez)</w:t>
+      </w:r>
+      <w:r>
+        <w:rPr>
+          <w:sz w:val="21"/>
+          <w:szCs w:val="21"/>
+        </w:rPr>
+        <w:t xml:space="preserve"> dias úteis contados da autorização formal do CONTRATANTE, assim entendida a confirmação do pagamento previsto na Cláusula 2.2 acompanhada da disponibilização do local em condições de execução, e serão concluídos no prazo estimado de </w:t>
       </w:r>
       <w:r>
         <w:rPr>
@@ -1008,22 +1003,17 @@
       </w:r>
       <w:r>
         <w:rPr>
-          <w:b/>
-          <w:bCs/>
-          <w:color w:val="3C77FF"/>
-          <w:sz w:val="21"/>
-          <w:szCs w:val="21"/>
-          <w:highlight w:val="yellow"/>
-          <w:highlightCs w:val="yellow"/>
-        </w:rPr>
-        <w:t xml:space="preserve">[Nº]</w:t>
-      </w:r>
-      <w:r>
-        <w:rPr>
-          <w:sz w:val="21"/>
-          <w:szCs w:val="21"/>
-        </w:rPr>
-        <w:t xml:space="preserve">% sobre o saldo do contrato, retendo-se a entrada até o acerto de contas.</w:t>
+          <w:sz w:val="21"/>
+          <w:szCs w:val="21"/>
+        </w:rPr>
+        <w:t xml:space="preserve">20% (vinte por cento)</w:t>
+      </w:r>
+      <w:r>
+        <w:rPr>
+          <w:sz w:val="21"/>
+          <w:szCs w:val="21"/>
+        </w:rPr>
+        <w:t xml:space="preserve"> sobre o saldo do contrato, retendo-se a entrada até o acerto de contas.</w:t>
       </w:r>
     </w:p>
     <w:p>
